--- a/docs_word/05_报名表与提交清单.docx
+++ b/docs_word/05_报名表与提交清单.docx
@@ -29,7 +29,43 @@
           <w:color w:val="444444"/>
           <w:sz w:val="19"/>
         </w:rPr>
-        <w:t>用途：报名页 ai4climate.world/apply 先邮箱注册、再填「团队与项目信息」；本文件把能提前写好的部分全部写好，您只需要替换 〔〕里的三处个人 / 团队信息。</w:t>
+        <w:t xml:space="preserve">用途：报名页 ai4climate.world/apply 先邮箱注册、再填「团队与项目信息」；本文件把能提前写好的部分全部写好，您只需要替换第一节里的三处个人 / 团队信息 —— 改完用 </w:t>
+      </w:r>
+      <w:r>
+        <w:rPr>
+          <w:rFonts w:ascii="Consolas" w:hAnsi="Consolas" w:eastAsia="微软雅黑"/>
+          <w:b w:val="0"/>
+          <w:color w:val="1F3A5F"/>
+          <w:sz w:val="18"/>
+        </w:rPr>
+        <w:t>python tools\fill_team.py "团队名" "成员" "邮箱"</w:t>
+      </w:r>
+      <w:r>
+        <w:rPr>
+          <w:rFonts w:ascii="Segoe UI" w:hAnsi="Segoe UI" w:eastAsia="微软雅黑"/>
+          <w:b w:val="0"/>
+          <w:color w:val="444444"/>
+          <w:sz w:val="19"/>
+        </w:rPr>
+        <w:t xml:space="preserve"> 一次写进所有文档，再 </w:t>
+      </w:r>
+      <w:r>
+        <w:rPr>
+          <w:rFonts w:ascii="Consolas" w:hAnsi="Consolas" w:eastAsia="微软雅黑"/>
+          <w:b w:val="0"/>
+          <w:color w:val="1F3A5F"/>
+          <w:sz w:val="18"/>
+        </w:rPr>
+        <w:t>python tools\md2docx.py</w:t>
+      </w:r>
+      <w:r>
+        <w:rPr>
+          <w:rFonts w:ascii="Segoe UI" w:hAnsi="Segoe UI" w:eastAsia="微软雅黑"/>
+          <w:b w:val="0"/>
+          <w:color w:val="444444"/>
+          <w:sz w:val="19"/>
+        </w:rPr>
+        <w:t xml:space="preserve"> 重生成 Word。</w:t>
       </w:r>
     </w:p>
     <w:p>
@@ -566,7 +602,7 @@
           <w:b w:val="0"/>
           <w:sz w:val="21"/>
         </w:rPr>
-        <w:t>：不拿区域栅格当结论 —— 用本站逐日海温建 31 天滑动季节气候态，按 Hobday et al. (2016/2018) 定义自动识别海洋热浪（全期 13 次；最强一次 2026-09-24 到 2026-10-06、13 天、2 级），档位阈值取本站记录自身分位数（当前 84 天累计热异常处第 92.1% 位 = 极高）；与 NOAA 官方年际排序完全一致（Spearman rho = 1.000）。</w:t>
+        <w:t>：不拿区域栅格当结论 —— 用本站逐日海温建 31 天滑动季节气候态，按 Hobday et al. (2016/2018) 定义自动识别海洋热浪（全期 13 次；最强一次 2026-09-24 到 2026-10-06、13 天、2 级），档位阈值取本站记录自身分位数（当前 84 天累计热异常处第 92.2% 位 = 极高）；与 NOAA 官方年际排序一致（Spearman rho = 1.000，仅 4 个年份、样本过小）。</w:t>
       </w:r>
     </w:p>
     <w:p>
@@ -650,7 +686,7 @@
           <w:b w:val="0"/>
           <w:sz w:val="21"/>
         </w:rPr>
-        <w:t>：危险指数 72.3% 的日值为 0，所以"永远预报平均"的常数均值基线极难被超过——模型在 3 / 7 / 14 天只比它低 0.0034 / 0.0011 / 0.0023（0.1603 / 0.1624 / 0.1615 对 0.1637 / 0.1635 / 0.1638），属噪声量级；只有 1 天的优势是实的——相对持续预报低 20.8%（0.1406 对 0.1776）、相对常数均值低 14.5%（0.1406 对 0.1644）。模型的可用价值改用</w:t>
+        <w:t>：危险指数 72.3% 的日值为 0，所以"永远预报平均"的常数均值基线极难被超过——模型在 3 / 7 / 14 天只比它低 0.0035 / 0.0011 / 0.0024（0.1603 / 0.1624 / 0.1615 对 0.1637 / 0.1635 / 0.1638），属噪声量级；只有 1 天的优势是实的——相对持续预报低 20.8%（0.1406 对 0.1776）、相对常数均值低 14.5%（0.1406 对 0.1644）。模型的可用价值改用</w:t>
       </w:r>
       <w:r>
         <w:rPr>
@@ -666,7 +702,23 @@
           <w:b w:val="0"/>
           <w:sz w:val="21"/>
         </w:rPr>
-        <w:t xml:space="preserve"> 证明：0.795 / 0.665 / 0.600 / 0.615，全时效高于持续预报 0.587 / 0.429 / 0.433 / 0.583 与气候平均 0.443 / 0.439 / 0.441 / 0.461（14 天只高 0.032，优势不宽）。</w:t>
+        <w:t xml:space="preserve"> 证明：0.796 / 0.665 / 0.600 / 0.615，全时效高于持续预报 0.585 / 0.438 / 0.437 / 0.583 与气候平均 0.457 / 0.453 / 0.457 / 0.474（14 天只高 0.032，优势不宽）。</w:t>
+      </w:r>
+      <w:r>
+        <w:rPr>
+          <w:rFonts w:ascii="Segoe UI" w:hAnsi="Segoe UI" w:eastAsia="微软雅黑"/>
+          <w:b/>
+          <w:sz w:val="21"/>
+        </w:rPr>
+        <w:t>这张表的标签口径</w:t>
+      </w:r>
+      <w:r>
+        <w:rPr>
+          <w:rFonts w:ascii="Segoe UI" w:hAnsi="Segoe UI" w:eastAsia="微软雅黑"/>
+          <w:b w:val="0"/>
+          <w:sz w:val="21"/>
+        </w:rPr>
+        <w:t>：主标签是「未来第 h 天至少一项驱动越本站阈值」（样本外正类 27.7%）；若换成产品主打的复合灾害日（≥2 项）标签，同一 3 折协议下 7 天 AUC 只有 0.569 对持续预报 0.426——两个口径都在《数据与AI说明》第 3.6.3 节列出。</w:t>
       </w:r>
     </w:p>
     <w:p>
@@ -771,7 +823,151 @@
           <w:color w:val="444444"/>
           <w:sz w:val="19"/>
         </w:rPr>
-        <w:t>已事先声明 5 条成功标准与证伪条件：S1 每日推送到达率、S2 与 NOAA 官方产品的并列偏差、S3 使用者按预警改变计划的比例、S4 误报 / 漏报登记、S5 跨站点迁移（换坐标重跑不漏代码）。前 30 天做封闭纸面预报与阈值敏感性（p85–p95），31–60 天在 2–3 家潜店与修复队做每日推送 + 每周三问 + 20 分钟访谈，61–90 天结算、校准改版、公开开源。资源需求：1 人 × 2 小时/周、0 元、无服务器。</w:t>
+        <w:t xml:space="preserve">已事先声明 </w:t>
+      </w:r>
+      <w:r>
+        <w:rPr>
+          <w:rFonts w:ascii="Segoe UI" w:hAnsi="Segoe UI" w:eastAsia="微软雅黑"/>
+          <w:b/>
+          <w:color w:val="444444"/>
+          <w:sz w:val="19"/>
+        </w:rPr>
+        <w:t>7 条</w:t>
+      </w:r>
+      <w:r>
+        <w:rPr>
+          <w:rFonts w:ascii="Segoe UI" w:hAnsi="Segoe UI" w:eastAsia="微软雅黑"/>
+          <w:b w:val="0"/>
+          <w:color w:val="444444"/>
+          <w:sz w:val="19"/>
+        </w:rPr>
+        <w:t>成功标准与证伪条件（编号与定义见《90 天验证计划》docs/03 第一节，本节不再另立一套）：</w:t>
+      </w:r>
+      <w:r>
+        <w:rPr>
+          <w:rFonts w:ascii="Segoe UI" w:hAnsi="Segoe UI" w:eastAsia="微软雅黑"/>
+          <w:b/>
+          <w:color w:val="444444"/>
+          <w:sz w:val="19"/>
+        </w:rPr>
+        <w:t>S1</w:t>
+      </w:r>
+      <w:r>
+        <w:rPr>
+          <w:rFonts w:ascii="Segoe UI" w:hAnsi="Segoe UI" w:eastAsia="微软雅黑"/>
+          <w:b w:val="0"/>
+          <w:color w:val="444444"/>
+          <w:sz w:val="19"/>
+        </w:rPr>
+        <w:t xml:space="preserve"> 预报准确性（新增数据上 RMSE 仍低于两个基线）、</w:t>
+      </w:r>
+      <w:r>
+        <w:rPr>
+          <w:rFonts w:ascii="Segoe UI" w:hAnsi="Segoe UI" w:eastAsia="微软雅黑"/>
+          <w:b/>
+          <w:color w:val="444444"/>
+          <w:sz w:val="19"/>
+        </w:rPr>
+        <w:t>S2</w:t>
+      </w:r>
+      <w:r>
+        <w:rPr>
+          <w:rFonts w:ascii="Segoe UI" w:hAnsi="Segoe UI" w:eastAsia="微软雅黑"/>
+          <w:b w:val="0"/>
+          <w:color w:val="444444"/>
+          <w:sz w:val="19"/>
+        </w:rPr>
+        <w:t xml:space="preserve"> 校准度（上界越过 p95 线的日子，复合灾害发生率相对背景率提升 ≥ 2 倍且 1 天档召回 ≥ 80%；回溯检验里 1–4 天的提升倍数达标（2.07–3.68 倍），召回率只有 1 天档 90.9% 越线、2–4 天为 45.5%–63.6%；5 / 7 / 8 天的提升低于背景率）、</w:t>
+      </w:r>
+      <w:r>
+        <w:rPr>
+          <w:rFonts w:ascii="Segoe UI" w:hAnsi="Segoe UI" w:eastAsia="微软雅黑"/>
+          <w:b/>
+          <w:color w:val="444444"/>
+          <w:sz w:val="19"/>
+        </w:rPr>
+        <w:t>S3</w:t>
+      </w:r>
+      <w:r>
+        <w:rPr>
+          <w:rFonts w:ascii="Segoe UI" w:hAnsi="Segoe UI" w:eastAsia="微软雅黑"/>
+          <w:b w:val="0"/>
+          <w:color w:val="444444"/>
+          <w:sz w:val="19"/>
+        </w:rPr>
+        <w:t xml:space="preserve"> 真实使用（≥ 2 家潜店或 1 个修复队连续 4 周）、</w:t>
+      </w:r>
+      <w:r>
+        <w:rPr>
+          <w:rFonts w:ascii="Segoe UI" w:hAnsi="Segoe UI" w:eastAsia="微软雅黑"/>
+          <w:b/>
+          <w:color w:val="444444"/>
+          <w:sz w:val="19"/>
+        </w:rPr>
+        <w:t>S4</w:t>
+      </w:r>
+      <w:r>
+        <w:rPr>
+          <w:rFonts w:ascii="Segoe UI" w:hAnsi="Segoe UI" w:eastAsia="微软雅黑"/>
+          <w:b w:val="0"/>
+          <w:color w:val="444444"/>
+          <w:sz w:val="19"/>
+        </w:rPr>
+        <w:t xml:space="preserve"> 决策影响（≥ 3 次因预报改变计划）、</w:t>
+      </w:r>
+      <w:r>
+        <w:rPr>
+          <w:rFonts w:ascii="Segoe UI" w:hAnsi="Segoe UI" w:eastAsia="微软雅黑"/>
+          <w:b/>
+          <w:color w:val="444444"/>
+          <w:sz w:val="19"/>
+        </w:rPr>
+        <w:t>S5</w:t>
+      </w:r>
+      <w:r>
+        <w:rPr>
+          <w:rFonts w:ascii="Segoe UI" w:hAnsi="Segoe UI" w:eastAsia="微软雅黑"/>
+          <w:b w:val="0"/>
+          <w:color w:val="444444"/>
+          <w:sz w:val="19"/>
+        </w:rPr>
+        <w:t xml:space="preserve"> 信任与误报耐受、</w:t>
+      </w:r>
+      <w:r>
+        <w:rPr>
+          <w:rFonts w:ascii="Segoe UI" w:hAnsi="Segoe UI" w:eastAsia="微软雅黑"/>
+          <w:b/>
+          <w:color w:val="444444"/>
+          <w:sz w:val="19"/>
+        </w:rPr>
+        <w:t>S6</w:t>
+      </w:r>
+      <w:r>
+        <w:rPr>
+          <w:rFonts w:ascii="Segoe UI" w:hAnsi="Segoe UI" w:eastAsia="微软雅黑"/>
+          <w:b w:val="0"/>
+          <w:color w:val="444444"/>
+          <w:sz w:val="19"/>
+        </w:rPr>
+        <w:t xml:space="preserve"> 白化识别的官方对照（年度 Spearman；区域站点事件级命中需显著高于 82.3% 的背景预警率）、</w:t>
+      </w:r>
+      <w:r>
+        <w:rPr>
+          <w:rFonts w:ascii="Segoe UI" w:hAnsi="Segoe UI" w:eastAsia="微软雅黑"/>
+          <w:b/>
+          <w:color w:val="444444"/>
+          <w:sz w:val="19"/>
+        </w:rPr>
+        <w:t>S7</w:t>
+      </w:r>
+      <w:r>
+        <w:rPr>
+          <w:rFonts w:ascii="Segoe UI" w:hAnsi="Segoe UI" w:eastAsia="微软雅黑"/>
+          <w:b w:val="0"/>
+          <w:color w:val="444444"/>
+          <w:sz w:val="19"/>
+        </w:rPr>
+        <w:t xml:space="preserve"> 学习型白化预警的 PR-AUC 增益。前 30 天做封闭纸面预报与阈值敏感性（p85–p95），31–60 天在 2–3 家潜店与修复队做每日推送 + 每周三问 + 20 分钟访谈，61–90 天结算、校准改版、公开开源。资源需求：1 人 × 2 小时/周、0 元、无服务器。</w:t>
       </w:r>
     </w:p>
     <w:p>
@@ -942,10 +1138,35 @@
             <w:r>
               <w:rPr>
                 <w:rFonts w:ascii="Segoe UI" w:hAnsi="Segoe UI" w:eastAsia="微软雅黑"/>
+                <w:b/>
+                <w:sz w:val="18"/>
+              </w:rPr>
+              <w:t>已出片，直接上传</w:t>
+            </w:r>
+            <w:r>
+              <w:rPr>
+                <w:rFonts w:ascii="Segoe UI" w:hAnsi="Segoe UI" w:eastAsia="微软雅黑"/>
                 <w:b w:val="0"/>
                 <w:sz w:val="18"/>
               </w:rPr>
-              <w:t>录好后上传，逐字稿见 docs_word/04_演示视频逐字稿与分镜.docx</w:t>
+              <w:t>：</w:t>
+            </w:r>
+            <w:r>
+              <w:rPr>
+                <w:rFonts w:ascii="Consolas" w:hAnsi="Consolas" w:eastAsia="微软雅黑"/>
+                <w:b w:val="0"/>
+                <w:color w:val="1F3A5F"/>
+                <w:sz w:val="17"/>
+              </w:rPr>
+              <w:t>珊瑚哨兵/提交包/珊瑚哨兵-Reef-Sentinel-演示视频.mp4</w:t>
+            </w:r>
+            <w:r>
+              <w:rPr>
+                <w:rFonts w:ascii="Segoe UI" w:hAnsi="Segoe UI" w:eastAsia="微软雅黑"/>
+                <w:b w:val="0"/>
+                <w:sz w:val="18"/>
+              </w:rPr>
+              <w:t>（02:56 = 176.5 秒 / 1920×1080 / H.264 + AAC / 约 31 MB，中文旁白 + 中英双语字幕，旁白归一 ‑16 LUFS）</w:t>
             </w:r>
           </w:p>
         </w:tc>
@@ -961,7 +1182,7 @@
                 <w:b w:val="0"/>
                 <w:sz w:val="18"/>
               </w:rPr>
-              <w:t>提词器：</w:t>
+              <w:t xml:space="preserve">逐字稿与分镜见 docs_word/04_演示视频逐字稿与分镜.docx；体积若要再压，把出片脚本的 </w:t>
             </w:r>
             <w:r>
               <w:rPr>
@@ -970,7 +1191,7 @@
                 <w:color w:val="1F3A5F"/>
                 <w:sz w:val="17"/>
               </w:rPr>
-              <w:t>珊瑚哨兵\录制辅助\演示视频提词器.html</w:t>
+              <w:t>-crf 20</w:t>
             </w:r>
             <w:r>
               <w:rPr>
@@ -978,7 +1199,7 @@
                 <w:b w:val="0"/>
                 <w:sz w:val="18"/>
               </w:rPr>
-              <w:t>（全长 2:50）</w:t>
+              <w:t xml:space="preserve"> 调到 23 重跑即可</w:t>
             </w:r>
           </w:p>
         </w:tc>
@@ -1028,7 +1249,7 @@
                 <w:b w:val="0"/>
                 <w:sz w:val="18"/>
               </w:rPr>
-              <w:t>单文件、无 JavaScript、双击即开</w:t>
+              <w:t>单文件、无外部依赖、双击即开</w:t>
             </w:r>
           </w:p>
         </w:tc>
@@ -1188,7 +1409,24 @@
           <w:b w:val="0"/>
           <w:sz w:val="21"/>
         </w:rPr>
-        <w:t>[ ] 团队名与成员已填（就是上面第一节那三处）</w:t>
+        <w:t xml:space="preserve">[ ] 团队名与成员已填（第一节那三处；用 </w:t>
+      </w:r>
+      <w:r>
+        <w:rPr>
+          <w:rFonts w:ascii="Consolas" w:hAnsi="Consolas" w:eastAsia="微软雅黑"/>
+          <w:b w:val="0"/>
+          <w:color w:val="1F3A5F"/>
+          <w:sz w:val="20"/>
+        </w:rPr>
+        <w:t>python tools\fill_team.py</w:t>
+      </w:r>
+      <w:r>
+        <w:rPr>
+          <w:rFonts w:ascii="Segoe UI" w:hAnsi="Segoe UI" w:eastAsia="微软雅黑"/>
+          <w:b w:val="0"/>
+          <w:sz w:val="21"/>
+        </w:rPr>
+        <w:t xml:space="preserve"> 一次写进所有文档）</w:t>
       </w:r>
     </w:p>
     <w:p>
@@ -1216,7 +1454,24 @@
           <w:b w:val="0"/>
           <w:sz w:val="21"/>
         </w:rPr>
-        <w:t>[ ] 四份材料（说明 / 数据与 AI / 验证计划 / 视频）已上传或给出链接</w:t>
+        <w:t xml:space="preserve">[ ] 五份材料（项目说明 / 数据与 AI 说明 / 90 天验证计划 / 可运行产出 / 演示视频）已上传或给出链接（平台要五项，逐项对应关系见 </w:t>
+      </w:r>
+      <w:r>
+        <w:rPr>
+          <w:rFonts w:ascii="Consolas" w:hAnsi="Consolas" w:eastAsia="微软雅黑"/>
+          <w:b w:val="0"/>
+          <w:color w:val="1F3A5F"/>
+          <w:sz w:val="20"/>
+        </w:rPr>
+        <w:t>00_提交包说明.md</w:t>
+      </w:r>
+      <w:r>
+        <w:rPr>
+          <w:rFonts w:ascii="Segoe UI" w:hAnsi="Segoe UI" w:eastAsia="微软雅黑"/>
+          <w:b w:val="0"/>
+          <w:sz w:val="21"/>
+        </w:rPr>
+        <w:t xml:space="preserve"> 的对照表）</w:t>
       </w:r>
     </w:p>
     <w:p>
@@ -1244,7 +1499,120 @@
           <w:b w:val="0"/>
           <w:sz w:val="21"/>
         </w:rPr>
-        <w:t>[ ] 视频已录制并上传（≤3 分钟；逐字稿 2:50）</w:t>
+        <w:t xml:space="preserve">[ ] </w:t>
+      </w:r>
+      <w:r>
+        <w:rPr>
+          <w:rFonts w:ascii="Segoe UI" w:hAnsi="Segoe UI" w:eastAsia="微软雅黑"/>
+          <w:b/>
+          <w:sz w:val="21"/>
+        </w:rPr>
+        <w:t>线上版已更新为新版页面</w:t>
+      </w:r>
+      <w:r>
+        <w:rPr>
+          <w:rFonts w:ascii="Segoe UI" w:hAnsi="Segoe UI" w:eastAsia="微软雅黑"/>
+          <w:b w:val="0"/>
+          <w:sz w:val="21"/>
+        </w:rPr>
+        <w:t xml:space="preserve">：推送后打开 &lt;https://sloilmarve.github.io/reef-sentinel/&gt;，应能看到版式层（六个板块、11 张卡、顶栏右侧有「展开全部口径」按钮）；GitHub Actions 在推送后约 1 分钟自动重新部署，也可到仓库 Actions 页手动 </w:t>
+      </w:r>
+      <w:r>
+        <w:rPr>
+          <w:rFonts w:ascii="Consolas" w:hAnsi="Consolas" w:eastAsia="微软雅黑"/>
+          <w:b w:val="0"/>
+          <w:color w:val="1F3A5F"/>
+          <w:sz w:val="20"/>
+        </w:rPr>
+        <w:t>Run workflow</w:t>
+      </w:r>
+      <w:r>
+        <w:rPr>
+          <w:rFonts w:ascii="Segoe UI" w:hAnsi="Segoe UI" w:eastAsia="微软雅黑"/>
+          <w:b w:val="0"/>
+          <w:sz w:val="21"/>
+        </w:rPr>
+        <w:t xml:space="preserve">。旧版页面约 71 万字节、没有版式层，一眼可辨 —— </w:t>
+      </w:r>
+      <w:r>
+        <w:rPr>
+          <w:rFonts w:ascii="Segoe UI" w:hAnsi="Segoe UI" w:eastAsia="微软雅黑"/>
+          <w:b/>
+          <w:sz w:val="21"/>
+        </w:rPr>
+        <w:t>只要还没推送，线上就还是旧版</w:t>
+      </w:r>
+      <w:r>
+        <w:rPr>
+          <w:rFonts w:ascii="Segoe UI" w:hAnsi="Segoe UI" w:eastAsia="微软雅黑"/>
+          <w:b w:val="0"/>
+          <w:sz w:val="21"/>
+        </w:rPr>
+        <w:t xml:space="preserve">（本地包内的 </w:t>
+      </w:r>
+      <w:r>
+        <w:rPr>
+          <w:rFonts w:ascii="Consolas" w:hAnsi="Consolas" w:eastAsia="微软雅黑"/>
+          <w:b w:val="0"/>
+          <w:color w:val="1F3A5F"/>
+          <w:sz w:val="20"/>
+        </w:rPr>
+        <w:t>demo/index.html</w:t>
+      </w:r>
+      <w:r>
+        <w:rPr>
+          <w:rFonts w:ascii="Segoe UI" w:hAnsi="Segoe UI" w:eastAsia="微软雅黑"/>
+          <w:b w:val="0"/>
+          <w:sz w:val="21"/>
+        </w:rPr>
+        <w:t xml:space="preserve"> 始终是最新构建）</w:t>
+      </w:r>
+    </w:p>
+    <w:p>
+      <w:pPr>
+        <w:pStyle w:val="ListBullet"/>
+        <w:ind w:left="320"/>
+      </w:pPr>
+      <w:r>
+        <w:rPr>
+          <w:rFonts w:ascii="Segoe UI" w:hAnsi="Segoe UI" w:eastAsia="微软雅黑"/>
+          <w:b w:val="0"/>
+          <w:sz w:val="21"/>
+        </w:rPr>
+        <w:t>[ ] 视频已上传（</w:t>
+      </w:r>
+      <w:r>
+        <w:rPr>
+          <w:rFonts w:ascii="Segoe UI" w:hAnsi="Segoe UI" w:eastAsia="微软雅黑"/>
+          <w:b/>
+          <w:sz w:val="21"/>
+        </w:rPr>
+        <w:t>文件已出好</w:t>
+      </w:r>
+      <w:r>
+        <w:rPr>
+          <w:rFonts w:ascii="Segoe UI" w:hAnsi="Segoe UI" w:eastAsia="微软雅黑"/>
+          <w:b w:val="0"/>
+          <w:sz w:val="21"/>
+        </w:rPr>
+        <w:t>：</w:t>
+      </w:r>
+      <w:r>
+        <w:rPr>
+          <w:rFonts w:ascii="Consolas" w:hAnsi="Consolas" w:eastAsia="微软雅黑"/>
+          <w:b w:val="0"/>
+          <w:color w:val="1F3A5F"/>
+          <w:sz w:val="20"/>
+        </w:rPr>
+        <w:t>珊瑚哨兵/提交包/珊瑚哨兵-Reef-Sentinel-演示视频.mp4</w:t>
+      </w:r>
+      <w:r>
+        <w:rPr>
+          <w:rFonts w:ascii="Segoe UI" w:hAnsi="Segoe UI" w:eastAsia="微软雅黑"/>
+          <w:b w:val="0"/>
+          <w:sz w:val="21"/>
+        </w:rPr>
+        <w:t>，2 分 56 秒 / 31 MB）</w:t>
       </w:r>
     </w:p>
     <w:p>
@@ -1279,6 +1647,69 @@
     </w:p>
     <w:p>
       <w:pPr>
+        <w:pStyle w:val="ListBullet"/>
+        <w:ind w:left="320"/>
+      </w:pPr>
+      <w:r>
+        <w:rPr>
+          <w:rFonts w:ascii="Segoe UI" w:hAnsi="Segoe UI" w:eastAsia="微软雅黑"/>
+          <w:b w:val="0"/>
+          <w:sz w:val="21"/>
+        </w:rPr>
+        <w:t xml:space="preserve">[ ] 开源许可已随包提交：仓库根目录 </w:t>
+      </w:r>
+      <w:r>
+        <w:rPr>
+          <w:rFonts w:ascii="Consolas" w:hAnsi="Consolas" w:eastAsia="微软雅黑"/>
+          <w:b w:val="0"/>
+          <w:color w:val="1F3A5F"/>
+          <w:sz w:val="20"/>
+        </w:rPr>
+        <w:t>LICENSE</w:t>
+      </w:r>
+      <w:r>
+        <w:rPr>
+          <w:rFonts w:ascii="Segoe UI" w:hAnsi="Segoe UI" w:eastAsia="微软雅黑"/>
+          <w:b w:val="0"/>
+          <w:sz w:val="21"/>
+        </w:rPr>
+        <w:t xml:space="preserve"> —— 代码与文档 </w:t>
+      </w:r>
+      <w:r>
+        <w:rPr>
+          <w:rFonts w:ascii="Segoe UI" w:hAnsi="Segoe UI" w:eastAsia="微软雅黑"/>
+          <w:b/>
+          <w:sz w:val="21"/>
+        </w:rPr>
+        <w:t>MIT</w:t>
+      </w:r>
+      <w:r>
+        <w:rPr>
+          <w:rFonts w:ascii="Segoe UI" w:hAnsi="Segoe UI" w:eastAsia="微软雅黑"/>
+          <w:b w:val="0"/>
+          <w:sz w:val="21"/>
+        </w:rPr>
+        <w:t xml:space="preserve">，派生数据、图表与成品页 </w:t>
+      </w:r>
+      <w:r>
+        <w:rPr>
+          <w:rFonts w:ascii="Segoe UI" w:hAnsi="Segoe UI" w:eastAsia="微软雅黑"/>
+          <w:b/>
+          <w:sz w:val="21"/>
+        </w:rPr>
+        <w:t>CC BY 4.0</w:t>
+      </w:r>
+      <w:r>
+        <w:rPr>
+          <w:rFonts w:ascii="Segoe UI" w:hAnsi="Segoe UI" w:eastAsia="微软雅黑"/>
+          <w:b w:val="0"/>
+          <w:sz w:val="21"/>
+        </w:rPr>
+        <w:t>，上游数据（Open-Meteo / ERA5 / NOAA CRW）与 7 张实景照片（CC BY-SA）各有单独说明与逐张署名</w:t>
+      </w:r>
+    </w:p>
+    <w:p>
+      <w:pPr>
         <w:jc w:val="center"/>
       </w:pPr>
       <w:r>
@@ -1302,20 +1733,273 @@
           <w:color w:val="0B3C5D"/>
           <w:sz w:val="27"/>
         </w:rPr>
-        <w:t>十、录制视频的三条提醒</w:t>
+        <w:t>十、视频已经出好了（以及你想重做时的三条提醒）</w:t>
       </w:r>
     </w:p>
     <w:p>
       <w:pPr>
-        <w:pStyle w:val="ListNumber"/>
+        <w:spacing w:after="80"/>
       </w:pPr>
+      <w:r>
+        <w:rPr>
+          <w:rFonts w:ascii="Segoe UI" w:hAnsi="Segoe UI" w:eastAsia="微软雅黑"/>
+          <w:b/>
+          <w:sz w:val="21"/>
+        </w:rPr>
+        <w:t>成品</w:t>
+      </w:r>
       <w:r>
         <w:rPr>
           <w:rFonts w:ascii="Segoe UI" w:hAnsi="Segoe UI" w:eastAsia="微软雅黑"/>
           <w:b w:val="0"/>
           <w:sz w:val="21"/>
         </w:rPr>
-        <w:t xml:space="preserve">先打开 </w:t>
+        <w:t>：</w:t>
+      </w:r>
+      <w:r>
+        <w:rPr>
+          <w:rFonts w:ascii="Consolas" w:hAnsi="Consolas" w:eastAsia="微软雅黑"/>
+          <w:b w:val="0"/>
+          <w:color w:val="1F3A5F"/>
+          <w:sz w:val="20"/>
+        </w:rPr>
+        <w:t>珊瑚哨兵/提交包/珊瑚哨兵-Reef-Sentinel-演示视频.mp4</w:t>
+      </w:r>
+      <w:r>
+        <w:rPr>
+          <w:rFonts w:ascii="Segoe UI" w:hAnsi="Segoe UI" w:eastAsia="微软雅黑"/>
+          <w:b w:val="0"/>
+          <w:sz w:val="21"/>
+        </w:rPr>
+        <w:t xml:space="preserve"> —— 176.5 秒、1920×1080、H.264 + AAC、中文旁白 + 中英双语字幕、约 31 MB。画面是本页在 1920 宽下的真实整页截图（全部折叠块展开）与 2 张 CC BY-SA 实景照片，没有使用任何录像素材，因此不存在版权与隐私问题；旁白由系统中文语音合成并统一归一到 ‑16 LUFS（实测均值 −21 dB、峰值 −1.4 dB），逐段时长列在 docs/04 的「成品状态」一节。</w:t>
+      </w:r>
+    </w:p>
+    <w:p>
+      <w:pPr>
+        <w:spacing w:after="80"/>
+      </w:pPr>
+      <w:r>
+        <w:rPr>
+          <w:rFonts w:ascii="Segoe UI" w:hAnsi="Segoe UI" w:eastAsia="微软雅黑"/>
+          <w:b/>
+          <w:sz w:val="21"/>
+        </w:rPr>
+        <w:t>要改片子里的某句话或某个数字</w:t>
+      </w:r>
+      <w:r>
+        <w:rPr>
+          <w:rFonts w:ascii="Segoe UI" w:hAnsi="Segoe UI" w:eastAsia="微软雅黑"/>
+          <w:b w:val="0"/>
+          <w:sz w:val="21"/>
+        </w:rPr>
+        <w:t xml:space="preserve">：改工具目录 </w:t>
+      </w:r>
+      <w:r>
+        <w:rPr>
+          <w:rFonts w:ascii="Consolas" w:hAnsi="Consolas" w:eastAsia="微软雅黑"/>
+          <w:b w:val="0"/>
+          <w:color w:val="1F3A5F"/>
+          <w:sz w:val="20"/>
+        </w:rPr>
+        <w:t>.taste-skill/video/vo.json</w:t>
+      </w:r>
+      <w:r>
+        <w:rPr>
+          <w:rFonts w:ascii="Segoe UI" w:hAnsi="Segoe UI" w:eastAsia="微软雅黑"/>
+          <w:b w:val="0"/>
+          <w:sz w:val="21"/>
+        </w:rPr>
+        <w:t>（在</w:t>
+      </w:r>
+      <w:r>
+        <w:rPr>
+          <w:rFonts w:ascii="Segoe UI" w:hAnsi="Segoe UI" w:eastAsia="微软雅黑"/>
+          <w:b/>
+          <w:sz w:val="21"/>
+        </w:rPr>
+        <w:t>工作空间根目录</w:t>
+      </w:r>
+      <w:r>
+        <w:rPr>
+          <w:rFonts w:ascii="Segoe UI" w:hAnsi="Segoe UI" w:eastAsia="微软雅黑"/>
+          <w:b w:val="0"/>
+          <w:sz w:val="21"/>
+        </w:rPr>
+        <w:t xml:space="preserve">，不在 </w:t>
+      </w:r>
+      <w:r>
+        <w:rPr>
+          <w:rFonts w:ascii="Consolas" w:hAnsi="Consolas" w:eastAsia="微软雅黑"/>
+          <w:b w:val="0"/>
+          <w:color w:val="1F3A5F"/>
+          <w:sz w:val="20"/>
+        </w:rPr>
+        <w:t>ai4climate/</w:t>
+      </w:r>
+      <w:r>
+        <w:rPr>
+          <w:rFonts w:ascii="Segoe UI" w:hAnsi="Segoe UI" w:eastAsia="微软雅黑"/>
+          <w:b w:val="0"/>
+          <w:sz w:val="21"/>
+        </w:rPr>
+        <w:t xml:space="preserve"> 内）后重跑 </w:t>
+      </w:r>
+      <w:r>
+        <w:rPr>
+          <w:rFonts w:ascii="Consolas" w:hAnsi="Consolas" w:eastAsia="微软雅黑"/>
+          <w:b w:val="0"/>
+          <w:color w:val="1F3A5F"/>
+          <w:sz w:val="20"/>
+        </w:rPr>
+        <w:t>python ..\..\.taste-skill\video\build.py</w:t>
+      </w:r>
+      <w:r>
+        <w:rPr>
+          <w:rFonts w:ascii="Segoe UI" w:hAnsi="Segoe UI" w:eastAsia="微软雅黑"/>
+          <w:b w:val="0"/>
+          <w:sz w:val="21"/>
+        </w:rPr>
+        <w:t xml:space="preserve">（约 3 分钟，全自动出片，不需要重新录音，也不需要真人出镜）。出片后要同步两处文字：docs/04 的逐字稿，以及随材料打包的旁白与字幕记录 </w:t>
+      </w:r>
+      <w:r>
+        <w:rPr>
+          <w:rFonts w:ascii="Consolas" w:hAnsi="Consolas" w:eastAsia="微软雅黑"/>
+          <w:b w:val="0"/>
+          <w:color w:val="1F3A5F"/>
+          <w:sz w:val="20"/>
+        </w:rPr>
+        <w:t>docs/video/narration.json</w:t>
+      </w:r>
+      <w:r>
+        <w:rPr>
+          <w:rFonts w:ascii="Segoe UI" w:hAnsi="Segoe UI" w:eastAsia="微软雅黑"/>
+          <w:b w:val="0"/>
+          <w:sz w:val="21"/>
+        </w:rPr>
+        <w:t xml:space="preserve">（由 </w:t>
+      </w:r>
+      <w:r>
+        <w:rPr>
+          <w:rFonts w:ascii="Consolas" w:hAnsi="Consolas" w:eastAsia="微软雅黑"/>
+          <w:b w:val="0"/>
+          <w:color w:val="1F3A5F"/>
+          <w:sz w:val="20"/>
+        </w:rPr>
+        <w:t>.taste-skill\gen-narration.py</w:t>
+      </w:r>
+      <w:r>
+        <w:rPr>
+          <w:rFonts w:ascii="Segoe UI" w:hAnsi="Segoe UI" w:eastAsia="微软雅黑"/>
+          <w:b w:val="0"/>
+          <w:sz w:val="21"/>
+        </w:rPr>
+        <w:t xml:space="preserve"> 从 </w:t>
+      </w:r>
+      <w:r>
+        <w:rPr>
+          <w:rFonts w:ascii="Consolas" w:hAnsi="Consolas" w:eastAsia="微软雅黑"/>
+          <w:b w:val="0"/>
+          <w:color w:val="1F3A5F"/>
+          <w:sz w:val="20"/>
+        </w:rPr>
+        <w:t>vo.json</w:t>
+      </w:r>
+      <w:r>
+        <w:rPr>
+          <w:rFonts w:ascii="Segoe UI" w:hAnsi="Segoe UI" w:eastAsia="微软雅黑"/>
+          <w:b w:val="0"/>
+          <w:sz w:val="21"/>
+        </w:rPr>
+        <w:t xml:space="preserve"> / </w:t>
+      </w:r>
+      <w:r>
+        <w:rPr>
+          <w:rFonts w:ascii="Consolas" w:hAnsi="Consolas" w:eastAsia="微软雅黑"/>
+          <w:b w:val="0"/>
+          <w:color w:val="1F3A5F"/>
+          <w:sz w:val="20"/>
+        </w:rPr>
+        <w:t>vo_en.json</w:t>
+      </w:r>
+      <w:r>
+        <w:rPr>
+          <w:rFonts w:ascii="Segoe UI" w:hAnsi="Segoe UI" w:eastAsia="微软雅黑"/>
+          <w:b w:val="0"/>
+          <w:sz w:val="21"/>
+        </w:rPr>
+        <w:t xml:space="preserve"> 与音频时长生成）；</w:t>
+      </w:r>
+      <w:r>
+        <w:rPr>
+          <w:rFonts w:ascii="Consolas" w:hAnsi="Consolas" w:eastAsia="微软雅黑"/>
+          <w:b w:val="0"/>
+          <w:color w:val="1F3A5F"/>
+          <w:sz w:val="20"/>
+        </w:rPr>
+        <w:t>python tools\script_audit.py</w:t>
+      </w:r>
+      <w:r>
+        <w:rPr>
+          <w:rFonts w:ascii="Segoe UI" w:hAnsi="Segoe UI" w:eastAsia="微软雅黑"/>
+          <w:b w:val="0"/>
+          <w:sz w:val="21"/>
+        </w:rPr>
+        <w:t xml:space="preserve"> 会在两者与视频不一致时报错。填完团队信息后 </w:t>
+      </w:r>
+      <w:r>
+        <w:rPr>
+          <w:rFonts w:ascii="Consolas" w:hAnsi="Consolas" w:eastAsia="微软雅黑"/>
+          <w:b w:val="0"/>
+          <w:color w:val="1F3A5F"/>
+          <w:sz w:val="20"/>
+        </w:rPr>
+        <w:t>tools\fill_team.py</w:t>
+      </w:r>
+      <w:r>
+        <w:rPr>
+          <w:rFonts w:ascii="Segoe UI" w:hAnsi="Segoe UI" w:eastAsia="微软雅黑"/>
+          <w:b w:val="0"/>
+          <w:sz w:val="21"/>
+        </w:rPr>
+        <w:t xml:space="preserve"> 会写下同目录的 </w:t>
+      </w:r>
+      <w:r>
+        <w:rPr>
+          <w:rFonts w:ascii="Consolas" w:hAnsi="Consolas" w:eastAsia="微软雅黑"/>
+          <w:b w:val="0"/>
+          <w:color w:val="1F3A5F"/>
+          <w:sz w:val="20"/>
+        </w:rPr>
+        <w:t>team.txt</w:t>
+      </w:r>
+      <w:r>
+        <w:rPr>
+          <w:rFonts w:ascii="Segoe UI" w:hAnsi="Segoe UI" w:eastAsia="微软雅黑"/>
+          <w:b w:val="0"/>
+          <w:sz w:val="21"/>
+        </w:rPr>
+        <w:t>，片尾的队名行会自动出现。</w:t>
+      </w:r>
+    </w:p>
+    <w:p>
+      <w:pPr>
+        <w:spacing w:after="80"/>
+      </w:pPr>
+      <w:r>
+        <w:rPr>
+          <w:rFonts w:ascii="Segoe UI" w:hAnsi="Segoe UI" w:eastAsia="微软雅黑"/>
+          <w:b/>
+          <w:sz w:val="21"/>
+        </w:rPr>
+        <w:t>如果仍然想真人出镜录一版</w:t>
+      </w:r>
+      <w:r>
+        <w:rPr>
+          <w:rFonts w:ascii="Segoe UI" w:hAnsi="Segoe UI" w:eastAsia="微软雅黑"/>
+          <w:b w:val="0"/>
+          <w:sz w:val="21"/>
+        </w:rPr>
+        <w:t xml:space="preserve">：先打开 </w:t>
       </w:r>
       <w:r>
         <w:rPr>
@@ -1332,20 +2016,7 @@
           <w:b w:val="0"/>
           <w:sz w:val="21"/>
         </w:rPr>
-        <w:t xml:space="preserve"> 让画面有内容（它是预渲染的，任何录制软件下都不会空白）；</w:t>
-      </w:r>
-    </w:p>
-    <w:p>
-      <w:pPr>
-        <w:pStyle w:val="ListNumber"/>
-      </w:pPr>
-      <w:r>
-        <w:rPr>
-          <w:rFonts w:ascii="Segoe UI" w:hAnsi="Segoe UI" w:eastAsia="微软雅黑"/>
-          <w:b w:val="0"/>
-          <w:sz w:val="21"/>
-        </w:rPr>
-        <w:t xml:space="preserve">提词器用 </w:t>
+        <w:t xml:space="preserve"> 让画面有内容（它是预渲染的，任何录制软件下都不会空白）；提词器用 </w:t>
       </w:r>
       <w:r>
         <w:rPr>
@@ -1362,20 +2033,7 @@
           <w:b w:val="0"/>
           <w:sz w:val="21"/>
         </w:rPr>
-        <w:t>，空格键开始 / 暂停，过 180 秒计时器变红；</w:t>
-      </w:r>
-    </w:p>
-    <w:p>
-      <w:pPr>
-        <w:pStyle w:val="ListNumber"/>
-      </w:pPr>
-      <w:r>
-        <w:rPr>
-          <w:rFonts w:ascii="Segoe UI" w:hAnsi="Segoe UI" w:eastAsia="微软雅黑"/>
-          <w:b w:val="0"/>
-          <w:sz w:val="21"/>
-        </w:rPr>
-        <w:t>旁白里最重要的两句是「官方产品需要 GIS 背景才能读」与「二元分类在 3 天以上不如朴素持续预报，所以我们弃用了它」—— 前者讲需求真实性，后者讲诚实性，评审都爱听。</w:t>
+        <w:t>，空格键开始 / 暂停，过 180 秒计时器变红；旁白里最重要的两句是「官方产品需要 GIS 背景才能读」与「二元分类在 3 天以上不如朴素持续预报，所以我们弃用了它」—— 前者讲需求真实性，后者讲诚实性，评审都爱听。</w:t>
       </w:r>
     </w:p>
     <w:p>
@@ -1483,7 +2141,7 @@
                 <w:b w:val="0"/>
                 <w:sz w:val="18"/>
               </w:rPr>
-              <w:t>4 天（当前状态）</w:t>
+              <w:t>3 天以上</w:t>
             </w:r>
           </w:p>
         </w:tc>
@@ -1533,7 +2191,23 @@
                 <w:b w:val="0"/>
                 <w:sz w:val="18"/>
               </w:rPr>
-              <w:t>1 天</w:t>
+              <w:t>1 到 2 天（</w:t>
+            </w:r>
+            <w:r>
+              <w:rPr>
+                <w:rFonts w:ascii="Segoe UI" w:hAnsi="Segoe UI" w:eastAsia="微软雅黑"/>
+                <w:b/>
+                <w:sz w:val="18"/>
+              </w:rPr>
+              <w:t>写这份清单时就在这一档</w:t>
+            </w:r>
+            <w:r>
+              <w:rPr>
+                <w:rFonts w:ascii="Segoe UI" w:hAnsi="Segoe UI" w:eastAsia="微软雅黑"/>
+                <w:b w:val="0"/>
+                <w:sz w:val="18"/>
+              </w:rPr>
+              <w:t>：2026-10-18 早上，距截止约 41 小时）</w:t>
             </w:r>
           </w:p>
         </w:tc>
@@ -1682,7 +2356,41 @@
           <w:b w:val="0"/>
           <w:sz w:val="21"/>
         </w:rPr>
-        <w:t>：0:00–1:00 录视频 ｜ 1:00–1:20 填表 ｜ 1:20–1:40 上传 ｜ 1:40–2:00 缓冲（留给自己手忙脚乱）。</w:t>
+        <w:t xml:space="preserve">：0:00–0:10 跑 </w:t>
+      </w:r>
+      <w:r>
+        <w:rPr>
+          <w:rFonts w:ascii="Consolas" w:hAnsi="Consolas" w:eastAsia="微软雅黑"/>
+          <w:b w:val="0"/>
+          <w:color w:val="1F3A5F"/>
+          <w:sz w:val="20"/>
+        </w:rPr>
+        <w:t>python tools\fill_team.py "团队名" "成员" "邮箱"</w:t>
+      </w:r>
+      <w:r>
+        <w:rPr>
+          <w:rFonts w:ascii="Segoe UI" w:hAnsi="Segoe UI" w:eastAsia="微软雅黑"/>
+          <w:b w:val="0"/>
+          <w:sz w:val="21"/>
+        </w:rPr>
+        <w:t xml:space="preserve"> + </w:t>
+      </w:r>
+      <w:r>
+        <w:rPr>
+          <w:rFonts w:ascii="Consolas" w:hAnsi="Consolas" w:eastAsia="微软雅黑"/>
+          <w:b w:val="0"/>
+          <w:color w:val="1F3A5F"/>
+          <w:sz w:val="20"/>
+        </w:rPr>
+        <w:t>python tools\md2docx.py</w:t>
+      </w:r>
+      <w:r>
+        <w:rPr>
+          <w:rFonts w:ascii="Segoe UI" w:hAnsi="Segoe UI" w:eastAsia="微软雅黑"/>
+          <w:b w:val="0"/>
+          <w:sz w:val="21"/>
+        </w:rPr>
+        <w:t xml:space="preserve"> ｜ 0:10–1:00 复核材料与视频文件 ｜ 1:00–1:40 上传 ｜ 1:40–2:00 缓冲（留给自己手忙脚乱）。</w:t>
       </w:r>
     </w:p>
     <w:p>
@@ -1708,7 +2416,24 @@
           <w:b w:val="0"/>
           <w:sz w:val="21"/>
         </w:rPr>
-        <w:t>报名表那三处信息（团队名、成员、联系邮箱）—— 见第一节；</w:t>
+        <w:t xml:space="preserve">报名表那三处信息（团队名、成员、联系邮箱）—— 见第一节，用 </w:t>
+      </w:r>
+      <w:r>
+        <w:rPr>
+          <w:rFonts w:ascii="Consolas" w:hAnsi="Consolas" w:eastAsia="微软雅黑"/>
+          <w:b w:val="0"/>
+          <w:color w:val="1F3A5F"/>
+          <w:sz w:val="20"/>
+        </w:rPr>
+        <w:t>tools\fill_team.py</w:t>
+      </w:r>
+      <w:r>
+        <w:rPr>
+          <w:rFonts w:ascii="Segoe UI" w:hAnsi="Segoe UI" w:eastAsia="微软雅黑"/>
+          <w:b w:val="0"/>
+          <w:sz w:val="21"/>
+        </w:rPr>
+        <w:t xml:space="preserve"> 一次写进所有文档；</w:t>
       </w:r>
     </w:p>
     <w:p>
@@ -1721,7 +2446,40 @@
           <w:b w:val="0"/>
           <w:sz w:val="21"/>
         </w:rPr>
-        <w:t>演示视频（≤3 分钟）；</w:t>
+        <w:t xml:space="preserve">演示视频 —— </w:t>
+      </w:r>
+      <w:r>
+        <w:rPr>
+          <w:rFonts w:ascii="Segoe UI" w:hAnsi="Segoe UI" w:eastAsia="微软雅黑"/>
+          <w:b/>
+          <w:sz w:val="21"/>
+        </w:rPr>
+        <w:t>已出片</w:t>
+      </w:r>
+      <w:r>
+        <w:rPr>
+          <w:rFonts w:ascii="Segoe UI" w:hAnsi="Segoe UI" w:eastAsia="微软雅黑"/>
+          <w:b w:val="0"/>
+          <w:sz w:val="21"/>
+        </w:rPr>
+        <w:t>：</w:t>
+      </w:r>
+      <w:r>
+        <w:rPr>
+          <w:rFonts w:ascii="Consolas" w:hAnsi="Consolas" w:eastAsia="微软雅黑"/>
+          <w:b w:val="0"/>
+          <w:color w:val="1F3A5F"/>
+          <w:sz w:val="20"/>
+        </w:rPr>
+        <w:t>珊瑚哨兵/提交包/珊瑚哨兵-Reef-Sentinel-演示视频.mp4</w:t>
+      </w:r>
+      <w:r>
+        <w:rPr>
+          <w:rFonts w:ascii="Segoe UI" w:hAnsi="Segoe UI" w:eastAsia="微软雅黑"/>
+          <w:b w:val="0"/>
+          <w:sz w:val="21"/>
+        </w:rPr>
+        <w:t>（2 分 56 秒），直接上传；</w:t>
       </w:r>
     </w:p>
     <w:p>
@@ -1855,7 +2613,7 @@
           <w:color w:val="0B3C5D"/>
           <w:sz w:val="27"/>
         </w:rPr>
-        <w:t>十三、视频：60 分钟打法（镜头怎么动）</w:t>
+        <w:t>十三、视频的时间轴（自动出片的分镜依据）</w:t>
       </w:r>
     </w:p>
     <w:p>
@@ -1868,15 +2626,16 @@
           <w:b w:val="0"/>
           <w:sz w:val="21"/>
         </w:rPr>
-        <w:t>提词器全文 2:50，慌的时候</w:t>
+        <w:t xml:space="preserve">成品视频由工具目录 </w:t>
       </w:r>
       <w:r>
         <w:rPr>
-          <w:rFonts w:ascii="Segoe UI" w:hAnsi="Segoe UI" w:eastAsia="微软雅黑"/>
-          <w:b/>
-          <w:sz w:val="21"/>
+          <w:rFonts w:ascii="Consolas" w:hAnsi="Consolas" w:eastAsia="微软雅黑"/>
+          <w:b w:val="0"/>
+          <w:color w:val="1F3A5F"/>
+          <w:sz w:val="20"/>
         </w:rPr>
-        <w:t>只念每段第一句</w:t>
+        <w:t>.taste-skill/video/build.py</w:t>
       </w:r>
       <w:r>
         <w:rPr>
@@ -1884,7 +2643,7 @@
           <w:b w:val="0"/>
           <w:sz w:val="21"/>
         </w:rPr>
-        <w:t>也能压到 90 秒，同样合格。</w:t>
+        <w:t>（工作空间根目录）按下面的时间轴自动合成：旁白 8 段（合计 166.3 秒）+ 每段尾静音 0.40 秒 × 8 段（合计 3.2 秒）+ 片头 4 秒 + 片尾 3 秒 = 176.5 秒。画面里出现的页面位置都取自整页长图上的真实坐标，数字与成品页当天一致。</w:t>
       </w:r>
     </w:p>
     <w:tbl>
@@ -1929,7 +2688,7 @@
                 <w:b/>
                 <w:sz w:val="19"/>
               </w:rPr>
-              <w:t>画面上做什么</w:t>
+              <w:t>时长</w:t>
             </w:r>
           </w:p>
         </w:tc>
@@ -1946,7 +2705,7 @@
                 <w:b/>
                 <w:sz w:val="19"/>
               </w:rPr>
-              <w:t>旁白要点</w:t>
+              <w:t>画面（页面位置）</w:t>
             </w:r>
           </w:p>
         </w:tc>
@@ -1964,7 +2723,7 @@
                 <w:b w:val="0"/>
                 <w:sz w:val="18"/>
               </w:rPr>
-              <w:t>A（约 0:00–0:30）</w:t>
+              <w:t>1 问题</w:t>
             </w:r>
           </w:p>
         </w:tc>
@@ -1980,24 +2739,7 @@
                 <w:b w:val="0"/>
                 <w:sz w:val="18"/>
               </w:rPr>
-              <w:t xml:space="preserve">双击 </w:t>
-            </w:r>
-            <w:r>
-              <w:rPr>
-                <w:rFonts w:ascii="Consolas" w:hAnsi="Consolas" w:eastAsia="微软雅黑"/>
-                <w:b w:val="0"/>
-                <w:color w:val="1F3A5F"/>
-                <w:sz w:val="17"/>
-              </w:rPr>
-              <w:t>demo/index.html</w:t>
-            </w:r>
-            <w:r>
-              <w:rPr>
-                <w:rFonts w:ascii="Segoe UI" w:hAnsi="Segoe UI" w:eastAsia="微软雅黑"/>
-                <w:b w:val="0"/>
-                <w:sz w:val="18"/>
-              </w:rPr>
-              <w:t>，停在首屏「今日风险状态」卡片上别动</w:t>
+              <w:t>19.4 s</w:t>
             </w:r>
           </w:p>
         </w:tc>
@@ -2013,7 +2755,7 @@
                 <w:b w:val="0"/>
                 <w:sz w:val="18"/>
               </w:rPr>
-              <w:t>问题：官方白化产品是区域栅格，要 GIS 背景才读得懂；一线要决定的是明早船开不开</w:t>
+              <w:t>仙本那航拍 + Kampung Balimbang 实景 → 页面顶部</w:t>
             </w:r>
           </w:p>
         </w:tc>
@@ -2031,7 +2773,7 @@
                 <w:b w:val="0"/>
                 <w:sz w:val="18"/>
               </w:rPr>
-              <w:t>B（约 0:30–1:10）</w:t>
+              <w:t>2 数据挖出的病历</w:t>
             </w:r>
           </w:p>
         </w:tc>
@@ -2047,7 +2789,7 @@
                 <w:b w:val="0"/>
                 <w:sz w:val="18"/>
               </w:rPr>
-              <w:t>鼠标慢慢划过「未来 8 天预报」图与「与基线对比」表</w:t>
+              <w:t>22.7 s</w:t>
             </w:r>
           </w:p>
         </w:tc>
@@ -2063,7 +2805,7 @@
                 <w:b w:val="0"/>
                 <w:sz w:val="18"/>
               </w:rPr>
-              <w:t>做法与结果：浪、雨、增水三类合成 0–1 指数、1–14 天预报，1/3/7 天误差比朴素基线低 20.8% / 17.2% / 15.4%</w:t>
+              <w:t>年度热压力与复合灾害记录表 + NOAA CRW 区域图（官方对照）</w:t>
             </w:r>
           </w:p>
         </w:tc>
@@ -2081,7 +2823,7 @@
                 <w:b w:val="0"/>
                 <w:sz w:val="18"/>
               </w:rPr>
-              <w:t>C（约 1:10–1:30）</w:t>
+              <w:t>3 系统怎么工作</w:t>
             </w:r>
           </w:p>
         </w:tc>
@@ -2097,7 +2839,7 @@
                 <w:b w:val="0"/>
                 <w:sz w:val="18"/>
               </w:rPr>
-              <w:t>向下滚到官方对照面板（NOAA 曲线 + 珊瑚大三角图）</w:t>
+              <w:t>18.1 s</w:t>
             </w:r>
           </w:p>
         </w:tc>
@@ -2113,7 +2855,257 @@
                 <w:b w:val="0"/>
                 <w:sz w:val="18"/>
               </w:rPr>
-              <w:t>交叉印证与诚实：2024 年官方全球峰值 15.75%，与本站最多年份一致；确有一点没做到——官方 NetCDF 单点序列取不到，已留档披露</w:t>
+              <w:t>今日判定与作业建议卡 → 未来 8 天逐日档位 + 危险指数预报图</w:t>
+            </w:r>
+          </w:p>
+        </w:tc>
+      </w:tr>
+      <w:tr>
+        <w:tc>
+          <w:tcPr>
+            <w:tcW w:type="dxa" w:w="2880"/>
+          </w:tcPr>
+          <w:p>
+            <w:r/>
+            <w:r>
+              <w:rPr>
+                <w:rFonts w:ascii="Segoe UI" w:hAnsi="Segoe UI" w:eastAsia="微软雅黑"/>
+                <w:b w:val="0"/>
+                <w:sz w:val="18"/>
+              </w:rPr>
+              <w:t>4 白化识别与优先级</w:t>
+            </w:r>
+          </w:p>
+        </w:tc>
+        <w:tc>
+          <w:tcPr>
+            <w:tcW w:type="dxa" w:w="2880"/>
+          </w:tcPr>
+          <w:p>
+            <w:r/>
+            <w:r>
+              <w:rPr>
+                <w:rFonts w:ascii="Segoe UI" w:hAnsi="Segoe UI" w:eastAsia="微软雅黑"/>
+                <w:b w:val="0"/>
+                <w:sz w:val="18"/>
+              </w:rPr>
+              <w:t>25.0 s</w:t>
+            </w:r>
+          </w:p>
+        </w:tc>
+        <w:tc>
+          <w:tcPr>
+            <w:tcW w:type="dxa" w:w="2880"/>
+          </w:tcPr>
+          <w:p>
+            <w:r/>
+            <w:r>
+              <w:rPr>
+                <w:rFonts w:ascii="Segoe UI" w:hAnsi="Segoe UI" w:eastAsia="微软雅黑"/>
+                <w:b w:val="0"/>
+                <w:sz w:val="18"/>
+              </w:rPr>
+              <w:t>白化热压力卡 → 保护与恢复优先级（SOP 表 + 窗口排序 + 跨站优先级）</w:t>
+            </w:r>
+          </w:p>
+        </w:tc>
+      </w:tr>
+      <w:tr>
+        <w:tc>
+          <w:tcPr>
+            <w:tcW w:type="dxa" w:w="2880"/>
+          </w:tcPr>
+          <w:p>
+            <w:r/>
+            <w:r>
+              <w:rPr>
+                <w:rFonts w:ascii="Segoe UI" w:hAnsi="Segoe UI" w:eastAsia="微软雅黑"/>
+                <w:b w:val="0"/>
+                <w:sz w:val="18"/>
+              </w:rPr>
+              <w:t>5 AI 在哪里不行</w:t>
+            </w:r>
+          </w:p>
+        </w:tc>
+        <w:tc>
+          <w:tcPr>
+            <w:tcW w:type="dxa" w:w="2880"/>
+          </w:tcPr>
+          <w:p>
+            <w:r/>
+            <w:r>
+              <w:rPr>
+                <w:rFonts w:ascii="Segoe UI" w:hAnsi="Segoe UI" w:eastAsia="微软雅黑"/>
+                <w:b w:val="0"/>
+                <w:sz w:val="18"/>
+              </w:rPr>
+              <w:t>24.2 s</w:t>
+            </w:r>
+          </w:p>
+        </w:tc>
+        <w:tc>
+          <w:tcPr>
+            <w:tcW w:type="dxa" w:w="2880"/>
+          </w:tcPr>
+          <w:p>
+            <w:r/>
+            <w:r>
+              <w:rPr>
+                <w:rFonts w:ascii="Segoe UI" w:hAnsi="Segoe UI" w:eastAsia="微软雅黑"/>
+                <w:b w:val="0"/>
+                <w:sz w:val="18"/>
+              </w:rPr>
+              <w:t>模型验证表 + 收缩校准表 → 诚实清单 + NOAA 官方交叉印证</w:t>
+            </w:r>
+          </w:p>
+        </w:tc>
+      </w:tr>
+      <w:tr>
+        <w:tc>
+          <w:tcPr>
+            <w:tcW w:type="dxa" w:w="2880"/>
+          </w:tcPr>
+          <w:p>
+            <w:r/>
+            <w:r>
+              <w:rPr>
+                <w:rFonts w:ascii="Segoe UI" w:hAnsi="Segoe UI" w:eastAsia="微软雅黑"/>
+                <w:b w:val="0"/>
+                <w:sz w:val="18"/>
+              </w:rPr>
+              <w:t>6 把白化预警升级为学习模型</w:t>
+            </w:r>
+          </w:p>
+        </w:tc>
+        <w:tc>
+          <w:tcPr>
+            <w:tcW w:type="dxa" w:w="2880"/>
+          </w:tcPr>
+          <w:p>
+            <w:r/>
+            <w:r>
+              <w:rPr>
+                <w:rFonts w:ascii="Segoe UI" w:hAnsi="Segoe UI" w:eastAsia="微软雅黑"/>
+                <w:b w:val="0"/>
+                <w:sz w:val="18"/>
+              </w:rPr>
+              <w:t>15.1 s</w:t>
+            </w:r>
+          </w:p>
+        </w:tc>
+        <w:tc>
+          <w:tcPr>
+            <w:tcW w:type="dxa" w:w="2880"/>
+          </w:tcPr>
+          <w:p>
+            <w:r/>
+            <w:r>
+              <w:rPr>
+                <w:rFonts w:ascii="Segoe UI" w:hAnsi="Segoe UI" w:eastAsia="微软雅黑"/>
+                <w:b w:val="0"/>
+                <w:sz w:val="18"/>
+              </w:rPr>
+              <w:t>PR-AUC 表 + 分折 AUC 表</w:t>
+            </w:r>
+          </w:p>
+        </w:tc>
+      </w:tr>
+      <w:tr>
+        <w:tc>
+          <w:tcPr>
+            <w:tcW w:type="dxa" w:w="2880"/>
+          </w:tcPr>
+          <w:p>
+            <w:r/>
+            <w:r>
+              <w:rPr>
+                <w:rFonts w:ascii="Segoe UI" w:hAnsi="Segoe UI" w:eastAsia="微软雅黑"/>
+                <w:b w:val="0"/>
+                <w:sz w:val="18"/>
+              </w:rPr>
+              <w:t>7 官方对照</w:t>
+            </w:r>
+          </w:p>
+        </w:tc>
+        <w:tc>
+          <w:tcPr>
+            <w:tcW w:type="dxa" w:w="2880"/>
+          </w:tcPr>
+          <w:p>
+            <w:r/>
+            <w:r>
+              <w:rPr>
+                <w:rFonts w:ascii="Segoe UI" w:hAnsi="Segoe UI" w:eastAsia="微软雅黑"/>
+                <w:b w:val="0"/>
+                <w:sz w:val="18"/>
+              </w:rPr>
+              <w:t>20.8 s</w:t>
+            </w:r>
+          </w:p>
+        </w:tc>
+        <w:tc>
+          <w:tcPr>
+            <w:tcW w:type="dxa" w:w="2880"/>
+          </w:tcPr>
+          <w:p>
+            <w:r/>
+            <w:r>
+              <w:rPr>
+                <w:rFonts w:ascii="Segoe UI" w:hAnsi="Segoe UI" w:eastAsia="微软雅黑"/>
+                <w:b w:val="0"/>
+                <w:sz w:val="18"/>
+              </w:rPr>
+              <w:t>近 180 天曲线与 300 天条带 + 官方对照面板 + 年度记录表</w:t>
+            </w:r>
+          </w:p>
+        </w:tc>
+      </w:tr>
+      <w:tr>
+        <w:tc>
+          <w:tcPr>
+            <w:tcW w:type="dxa" w:w="2880"/>
+          </w:tcPr>
+          <w:p>
+            <w:r/>
+            <w:r>
+              <w:rPr>
+                <w:rFonts w:ascii="Segoe UI" w:hAnsi="Segoe UI" w:eastAsia="微软雅黑"/>
+                <w:b w:val="0"/>
+                <w:sz w:val="18"/>
+              </w:rPr>
+              <w:t>8 把预报翻译成行动</w:t>
+            </w:r>
+          </w:p>
+        </w:tc>
+        <w:tc>
+          <w:tcPr>
+            <w:tcW w:type="dxa" w:w="2880"/>
+          </w:tcPr>
+          <w:p>
+            <w:r/>
+            <w:r>
+              <w:rPr>
+                <w:rFonts w:ascii="Segoe UI" w:hAnsi="Segoe UI" w:eastAsia="微软雅黑"/>
+                <w:b w:val="0"/>
+                <w:sz w:val="18"/>
+              </w:rPr>
+              <w:t>24.3 s</w:t>
+            </w:r>
+          </w:p>
+        </w:tc>
+        <w:tc>
+          <w:tcPr>
+            <w:tcW w:type="dxa" w:w="2880"/>
+          </w:tcPr>
+          <w:p>
+            <w:r/>
+            <w:r>
+              <w:rPr>
+                <w:rFonts w:ascii="Segoe UI" w:hAnsi="Segoe UI" w:eastAsia="微软雅黑"/>
+                <w:b w:val="0"/>
+                <w:sz w:val="18"/>
+              </w:rPr>
+              <w:t>今日作业建议（三类使用者）→ 90 天验证 S1–S5 表</w:t>
             </w:r>
           </w:p>
         </w:tc>
@@ -2122,23 +3114,15 @@
     <w:p/>
     <w:p>
       <w:pPr>
-        <w:pStyle w:val="ListNumber"/>
+        <w:spacing w:after="80"/>
       </w:pPr>
-      <w:r>
-        <w:rPr>
-          <w:rFonts w:ascii="Segoe UI" w:hAnsi="Segoe UI" w:eastAsia="微软雅黑"/>
-          <w:b/>
-          <w:sz w:val="21"/>
-        </w:rPr>
-        <w:t>录屏</w:t>
-      </w:r>
       <w:r>
         <w:rPr>
           <w:rFonts w:ascii="Segoe UI" w:hAnsi="Segoe UI" w:eastAsia="微软雅黑"/>
           <w:b w:val="0"/>
           <w:sz w:val="21"/>
         </w:rPr>
-        <w:t>：</w:t>
+        <w:t>要重出片：</w:t>
       </w:r>
       <w:r>
         <w:rPr>
@@ -2147,7 +3131,7 @@
           <w:color w:val="1F3A5F"/>
           <w:sz w:val="20"/>
         </w:rPr>
-        <w:t>Win + Alt + R</w:t>
+        <w:t>python ..\..\.taste-skill\video\build.py</w:t>
       </w:r>
       <w:r>
         <w:rPr>
@@ -2155,28 +3139,7 @@
           <w:b w:val="0"/>
           <w:sz w:val="21"/>
         </w:rPr>
-        <w:t xml:space="preserve"> 开始 / 停止（Xbox Game Bar），文件落在「此电脑 &gt; 视频 &gt; 捕获」；</w:t>
-      </w:r>
-    </w:p>
-    <w:p>
-      <w:pPr>
-        <w:pStyle w:val="ListNumber"/>
-      </w:pPr>
-      <w:r>
-        <w:rPr>
-          <w:rFonts w:ascii="Segoe UI" w:hAnsi="Segoe UI" w:eastAsia="微软雅黑"/>
-          <w:b/>
-          <w:sz w:val="21"/>
-        </w:rPr>
-        <w:t>先开页面再录</w:t>
-      </w:r>
-      <w:r>
-        <w:rPr>
-          <w:rFonts w:ascii="Segoe UI" w:hAnsi="Segoe UI" w:eastAsia="微软雅黑"/>
-          <w:b w:val="0"/>
-          <w:sz w:val="21"/>
-        </w:rPr>
-        <w:t>：</w:t>
+        <w:t xml:space="preserve">（从项目目录执行；先按需改 </w:t>
       </w:r>
       <w:r>
         <w:rPr>
@@ -2185,7 +3148,7 @@
           <w:color w:val="1F3A5F"/>
           <w:sz w:val="20"/>
         </w:rPr>
-        <w:t>index.html</w:t>
+        <w:t>vo.json</w:t>
       </w:r>
       <w:r>
         <w:rPr>
@@ -2193,20 +3156,16 @@
           <w:b w:val="0"/>
           <w:sz w:val="21"/>
         </w:rPr>
-        <w:t xml:space="preserve"> 是预渲染的，任何录制软件下都不会空白；</w:t>
+        <w:t xml:space="preserve"> 的旁白或 </w:t>
       </w:r>
-    </w:p>
-    <w:p>
-      <w:pPr>
-        <w:pStyle w:val="ListNumber"/>
-      </w:pPr>
       <w:r>
         <w:rPr>
-          <w:rFonts w:ascii="Segoe UI" w:hAnsi="Segoe UI" w:eastAsia="微软雅黑"/>
-          <w:b/>
-          <w:sz w:val="21"/>
+          <w:rFonts w:ascii="Consolas" w:hAnsi="Consolas" w:eastAsia="微软雅黑"/>
+          <w:b w:val="0"/>
+          <w:color w:val="1F3A5F"/>
+          <w:sz w:val="20"/>
         </w:rPr>
-        <w:t>没声音</w:t>
+        <w:t>build.py</w:t>
       </w:r>
       <w:r>
         <w:rPr>
@@ -2214,20 +3173,16 @@
           <w:b w:val="0"/>
           <w:sz w:val="21"/>
         </w:rPr>
-        <w:t>先查「设置 &gt; 隐私和安全性 &gt; 麦克风」是否允许桌面应用，别录完 30 分钟才发现；</w:t>
+        <w:t xml:space="preserve"> 顶部的 </w:t>
       </w:r>
-    </w:p>
-    <w:p>
-      <w:pPr>
-        <w:pStyle w:val="ListNumber"/>
-      </w:pPr>
       <w:r>
         <w:rPr>
-          <w:rFonts w:ascii="Segoe UI" w:hAnsi="Segoe UI" w:eastAsia="微软雅黑"/>
-          <w:b/>
-          <w:sz w:val="21"/>
+          <w:rFonts w:ascii="Consolas" w:hAnsi="Consolas" w:eastAsia="微软雅黑"/>
+          <w:b w:val="0"/>
+          <w:color w:val="1F3A5F"/>
+          <w:sz w:val="20"/>
         </w:rPr>
-        <w:t>超过 3 分钟</w:t>
+        <w:t>SHOTS</w:t>
       </w:r>
       <w:r>
         <w:rPr>
@@ -2235,7 +3190,41 @@
           <w:b w:val="0"/>
           <w:sz w:val="21"/>
         </w:rPr>
-        <w:t>：要么在 Game Bar 里裁掉尾部，要么重录时只念每段第一句。</w:t>
+        <w:t>/</w:t>
+      </w:r>
+      <w:r>
+        <w:rPr>
+          <w:rFonts w:ascii="Consolas" w:hAnsi="Consolas" w:eastAsia="微软雅黑"/>
+          <w:b w:val="0"/>
+          <w:color w:val="1F3A5F"/>
+          <w:sz w:val="20"/>
+        </w:rPr>
+        <w:t>PAD</w:t>
+      </w:r>
+      <w:r>
+        <w:rPr>
+          <w:rFonts w:ascii="Segoe UI" w:hAnsi="Segoe UI" w:eastAsia="微软雅黑"/>
+          <w:b w:val="0"/>
+          <w:sz w:val="21"/>
+        </w:rPr>
+        <w:t>/</w:t>
+      </w:r>
+      <w:r>
+        <w:rPr>
+          <w:rFonts w:ascii="Consolas" w:hAnsi="Consolas" w:eastAsia="微软雅黑"/>
+          <w:b w:val="0"/>
+          <w:color w:val="1F3A5F"/>
+          <w:sz w:val="20"/>
+        </w:rPr>
+        <w:t>TEAM</w:t>
+      </w:r>
+      <w:r>
+        <w:rPr>
+          <w:rFonts w:ascii="Segoe UI" w:hAnsi="Segoe UI" w:eastAsia="微软雅黑"/>
+          <w:b w:val="0"/>
+          <w:sz w:val="21"/>
+        </w:rPr>
+        <w:t>）。</w:t>
       </w:r>
     </w:p>
     <w:p>
@@ -2316,7 +3305,7 @@
           <w:b w:val="0"/>
           <w:sz w:val="21"/>
         </w:rPr>
-        <w:t xml:space="preserve"> → 一条命令重跑整条流水线并做完所有校验，末行出现 </w:t>
+        <w:t xml:space="preserve"> → 一条命令做完材料与页面的全部校验（判定链 6 步全部离线、不改动提交物），末行出现 </w:t>
       </w:r>
       <w:r>
         <w:rPr>
@@ -2332,7 +3321,16 @@
           <w:b w:val="0"/>
           <w:sz w:val="21"/>
         </w:rPr>
-        <w:t>（约 35 秒；任何一步失败会打印那一步的尾部输出与退出码）</w:t>
+        <w:t xml:space="preserve">（本机实测约 13 秒；任何一步失败会打印那一步的尾部输出与退出码）。要额外验证「联网重跑整条流水线」，加 </w:t>
+      </w:r>
+      <w:r>
+        <w:rPr>
+          <w:rFonts w:ascii="Consolas" w:hAnsi="Consolas" w:eastAsia="微软雅黑"/>
+          <w:b w:val="0"/>
+          <w:color w:val="1F3A5F"/>
+          <w:sz w:val="20"/>
+        </w:rPr>
+        <w:t>--with-network</w:t>
       </w:r>
     </w:p>
     <w:p>
